--- a/backend-exhibits/Sharefile to SharePoint Online Standard not included.docx
+++ b/backend-exhibits/Sharefile to SharePoint Online Standard not included.docx
@@ -39,14 +39,14 @@
               <w:ind w:left="52"/>
               <w:jc w:val="center"/>
               <w:rPr>
-                <w:rFonts w:ascii="Arial" w:hAnsi="Arial" w:cs="Arial"/>
+                <w:rFonts w:ascii="Arial" w:hAnsi="Arial" w:cs="Arial" w:eastAsia="Arial"/>
                 <w:sz w:val="21"/>
                 <w:szCs w:val="21"/>
               </w:rPr>
             </w:pPr>
             <w:r>
               <w:rPr>
-                <w:rFonts w:ascii="Arial" w:eastAsia="Arial" w:hAnsi="Arial" w:cs="Arial"/>
+                <w:rFonts w:ascii="Arial" w:hAnsi="Arial" w:cs="Arial" w:eastAsia="Arial"/>
                 <w:b/>
                 <w:sz w:val="21"/>
                 <w:szCs w:val="21"/>
@@ -55,7 +55,7 @@
             </w:r>
             <w:r>
               <w:rPr>
-                <w:rFonts w:ascii="Arial" w:eastAsia="Arial" w:hAnsi="Arial" w:cs="Arial"/>
+                <w:rFonts w:ascii="Arial" w:hAnsi="Arial" w:cs="Arial" w:eastAsia="Arial"/>
                 <w:b/>
                 <w:sz w:val="21"/>
                 <w:szCs w:val="21"/>
@@ -64,7 +64,7 @@
             </w:r>
             <w:r>
               <w:rPr>
-                <w:rFonts w:ascii="Arial" w:eastAsia="Arial" w:hAnsi="Arial" w:cs="Arial"/>
+                <w:rFonts w:ascii="Arial" w:hAnsi="Arial" w:cs="Arial" w:eastAsia="Arial"/>
                 <w:b/>
                 <w:sz w:val="21"/>
                 <w:szCs w:val="21"/>
@@ -73,7 +73,7 @@
             </w:r>
             <w:r>
               <w:rPr>
-                <w:rFonts w:ascii="Arial" w:eastAsia="Arial" w:hAnsi="Arial" w:cs="Arial"/>
+                <w:rFonts w:ascii="Arial" w:hAnsi="Arial" w:cs="Arial" w:eastAsia="Arial"/>
                 <w:b/>
                 <w:sz w:val="21"/>
                 <w:szCs w:val="21"/>
@@ -82,7 +82,7 @@
             </w:r>
             <w:r>
               <w:rPr>
-                <w:rFonts w:ascii="Arial" w:eastAsia="Arial" w:hAnsi="Arial" w:cs="Arial"/>
+                <w:rFonts w:ascii="Arial" w:hAnsi="Arial" w:cs="Arial" w:eastAsia="Arial"/>
                 <w:b/>
                 <w:sz w:val="21"/>
                 <w:szCs w:val="21"/>
@@ -91,7 +91,7 @@
             </w:r>
             <w:r>
               <w:rPr>
-                <w:rFonts w:ascii="Arial" w:eastAsia="Arial" w:hAnsi="Arial" w:cs="Arial"/>
+                <w:rFonts w:ascii="Arial" w:hAnsi="Arial" w:cs="Arial" w:eastAsia="Arial"/>
                 <w:b/>
                 <w:sz w:val="21"/>
                 <w:szCs w:val="21"/>
@@ -100,7 +100,7 @@
             </w:r>
             <w:r>
               <w:rPr>
-                <w:rFonts w:ascii="Arial" w:eastAsia="Arial" w:hAnsi="Arial" w:cs="Arial"/>
+                <w:rFonts w:ascii="Arial" w:hAnsi="Arial" w:cs="Arial" w:eastAsia="Arial"/>
                 <w:b/>
                 <w:sz w:val="21"/>
                 <w:szCs w:val="21"/>
@@ -128,7 +128,7 @@
             <w:pPr>
               <w:ind w:left="3"/>
               <w:rPr>
-                <w:rFonts w:ascii="Arial" w:hAnsi="Arial" w:cs="Arial"/>
+                <w:rFonts w:ascii="Arial" w:hAnsi="Arial" w:cs="Arial" w:eastAsia="Arial"/>
                 <w:b/>
                 <w:bCs/>
                 <w:sz w:val="21"/>
@@ -137,7 +137,7 @@
             </w:pPr>
             <w:r>
               <w:rPr>
-                <w:rFonts w:ascii="Arial" w:hAnsi="Arial" w:cs="Arial"/>
+                <w:rFonts w:ascii="Arial" w:hAnsi="Arial" w:cs="Arial" w:eastAsia="Arial"/>
                 <w:b/>
                 <w:bCs/>
                 <w:sz w:val="21"/>
@@ -160,14 +160,14 @@
           <w:p>
             <w:pPr>
               <w:rPr>
-                <w:rFonts w:ascii="Arial" w:hAnsi="Arial" w:cs="Arial"/>
+                <w:rFonts w:ascii="Arial" w:hAnsi="Arial" w:cs="Arial" w:eastAsia="Arial"/>
                 <w:sz w:val="21"/>
                 <w:szCs w:val="21"/>
               </w:rPr>
             </w:pPr>
             <w:r>
               <w:rPr>
-                <w:rFonts w:ascii="Arial" w:hAnsi="Arial" w:cs="Arial"/>
+                <w:rFonts w:ascii="Arial" w:hAnsi="Arial" w:cs="Arial" w:eastAsia="Arial"/>
                 <w:sz w:val="21"/>
                 <w:szCs w:val="21"/>
               </w:rPr>
@@ -194,7 +194,7 @@
             <w:pPr>
               <w:ind w:left="3"/>
               <w:rPr>
-                <w:rFonts w:ascii="Arial" w:hAnsi="Arial" w:cs="Arial"/>
+                <w:rFonts w:ascii="Arial" w:hAnsi="Arial" w:cs="Arial" w:eastAsia="Arial"/>
                 <w:b/>
                 <w:bCs/>
                 <w:sz w:val="21"/>
@@ -203,7 +203,7 @@
             </w:pPr>
             <w:r>
               <w:rPr>
-                <w:rFonts w:ascii="Arial" w:hAnsi="Arial" w:cs="Arial"/>
+                <w:rFonts w:ascii="Arial" w:hAnsi="Arial" w:cs="Arial" w:eastAsia="Arial"/>
                 <w:b/>
                 <w:bCs/>
                 <w:sz w:val="21"/>
@@ -215,7 +215,7 @@
               <w:rPr>
                 <w:b/>
                 <w:bCs/>
-                <w:szCs w:val="22"/>
+                <w:szCs w:val="21"/>
                 <w:shd w:val="clear" w:color="auto" w:fill="8EA9DB"/>
               </w:rPr>
               <w:t xml:space="preserve"> </w:t>
@@ -235,14 +235,14 @@
           <w:p>
             <w:pPr>
               <w:rPr>
-                <w:rFonts w:ascii="Arial" w:hAnsi="Arial" w:cs="Arial"/>
+                <w:rFonts w:ascii="Arial" w:hAnsi="Arial" w:cs="Arial" w:eastAsia="Arial"/>
                 <w:sz w:val="21"/>
                 <w:szCs w:val="21"/>
               </w:rPr>
             </w:pPr>
             <w:r>
               <w:rPr>
-                <w:rFonts w:ascii="Arial" w:hAnsi="Arial" w:cs="Arial"/>
+                <w:rFonts w:ascii="Arial" w:hAnsi="Arial" w:cs="Arial" w:eastAsia="Arial"/>
                 <w:sz w:val="21"/>
                 <w:szCs w:val="21"/>
               </w:rPr>
@@ -251,7 +251,7 @@
             <w:proofErr w:type="spellStart"/>
             <w:r>
               <w:rPr>
-                <w:rFonts w:ascii="Arial" w:hAnsi="Arial" w:cs="Arial"/>
+                <w:rFonts w:ascii="Arial" w:hAnsi="Arial" w:cs="Arial" w:eastAsia="Arial"/>
                 <w:sz w:val="21"/>
                 <w:szCs w:val="21"/>
               </w:rPr>
@@ -260,7 +260,7 @@
             <w:proofErr w:type="spellEnd"/>
             <w:r>
               <w:rPr>
-                <w:rFonts w:ascii="Arial" w:hAnsi="Arial" w:cs="Arial"/>
+                <w:rFonts w:ascii="Arial" w:hAnsi="Arial" w:cs="Arial" w:eastAsia="Arial"/>
                 <w:sz w:val="21"/>
                 <w:szCs w:val="21"/>
               </w:rPr>
@@ -287,7 +287,7 @@
             <w:pPr>
               <w:ind w:left="3"/>
               <w:rPr>
-                <w:rFonts w:ascii="Arial" w:hAnsi="Arial" w:cs="Arial"/>
+                <w:rFonts w:ascii="Arial" w:hAnsi="Arial" w:cs="Arial" w:eastAsia="Arial"/>
                 <w:b/>
                 <w:bCs/>
                 <w:sz w:val="21"/>
@@ -296,7 +296,7 @@
             </w:pPr>
             <w:r>
               <w:rPr>
-                <w:rFonts w:ascii="Arial" w:hAnsi="Arial" w:cs="Arial"/>
+                <w:rFonts w:ascii="Arial" w:hAnsi="Arial" w:cs="Arial" w:eastAsia="Arial"/>
                 <w:b/>
                 <w:bCs/>
                 <w:sz w:val="21"/>
@@ -319,14 +319,14 @@
           <w:p>
             <w:pPr>
               <w:rPr>
-                <w:rFonts w:ascii="Arial" w:hAnsi="Arial" w:cs="Arial"/>
+                <w:rFonts w:ascii="Arial" w:hAnsi="Arial" w:cs="Arial" w:eastAsia="Arial"/>
                 <w:sz w:val="21"/>
                 <w:szCs w:val="21"/>
               </w:rPr>
             </w:pPr>
             <w:r>
               <w:rPr>
-                <w:rFonts w:ascii="Arial" w:hAnsi="Arial" w:cs="Arial"/>
+                <w:rFonts w:ascii="Arial" w:hAnsi="Arial" w:cs="Arial" w:eastAsia="Arial"/>
                 <w:sz w:val="21"/>
                 <w:szCs w:val="21"/>
               </w:rPr>
@@ -353,7 +353,7 @@
             <w:pPr>
               <w:ind w:left="3"/>
               <w:rPr>
-                <w:rFonts w:ascii="Arial" w:hAnsi="Arial" w:cs="Arial"/>
+                <w:rFonts w:ascii="Arial" w:hAnsi="Arial" w:cs="Arial" w:eastAsia="Arial"/>
                 <w:b/>
                 <w:bCs/>
                 <w:sz w:val="21"/>
@@ -362,7 +362,7 @@
             </w:pPr>
             <w:r>
               <w:rPr>
-                <w:rFonts w:ascii="Arial" w:hAnsi="Arial" w:cs="Arial"/>
+                <w:rFonts w:ascii="Arial" w:hAnsi="Arial" w:cs="Arial" w:eastAsia="Arial"/>
                 <w:b/>
                 <w:bCs/>
                 <w:sz w:val="21"/>
@@ -385,7 +385,7 @@
           <w:p>
             <w:pPr>
               <w:rPr>
-                <w:rFonts w:ascii="Arial" w:hAnsi="Arial" w:cs="Arial"/>
+                <w:rFonts w:ascii="Arial" w:hAnsi="Arial" w:cs="Arial" w:eastAsia="Arial"/>
                 <w:sz w:val="21"/>
                 <w:szCs w:val="21"/>
               </w:rPr>
@@ -393,7 +393,7 @@
             <w:proofErr w:type="spellStart"/>
             <w:r>
               <w:rPr>
-                <w:rFonts w:ascii="Arial" w:hAnsi="Arial" w:cs="Arial"/>
+                <w:rFonts w:ascii="Arial" w:hAnsi="Arial" w:cs="Arial" w:eastAsia="Arial"/>
                 <w:sz w:val="21"/>
                 <w:szCs w:val="21"/>
               </w:rPr>
@@ -402,7 +402,7 @@
             <w:proofErr w:type="spellEnd"/>
             <w:r>
               <w:rPr>
-                <w:rFonts w:ascii="Arial" w:hAnsi="Arial" w:cs="Arial"/>
+                <w:rFonts w:ascii="Arial" w:hAnsi="Arial" w:cs="Arial" w:eastAsia="Arial"/>
                 <w:sz w:val="21"/>
                 <w:szCs w:val="21"/>
               </w:rPr>
@@ -428,7 +428,7 @@
           <w:p>
             <w:pPr>
               <w:rPr>
-                <w:rFonts w:ascii="Arial" w:hAnsi="Arial" w:cs="Arial"/>
+                <w:rFonts w:ascii="Arial" w:hAnsi="Arial" w:cs="Arial" w:eastAsia="Arial"/>
                 <w:b/>
                 <w:bCs/>
                 <w:sz w:val="21"/>
@@ -437,7 +437,7 @@
             </w:pPr>
             <w:r>
               <w:rPr>
-                <w:rFonts w:ascii="Arial" w:hAnsi="Arial" w:cs="Arial"/>
+                <w:rFonts w:ascii="Arial" w:hAnsi="Arial" w:cs="Arial" w:eastAsia="Arial"/>
                 <w:b/>
                 <w:bCs/>
                 <w:sz w:val="21"/>
@@ -461,14 +461,14 @@
             <w:pPr>
               <w:spacing w:line="240" w:lineRule="auto"/>
               <w:rPr>
-                <w:rFonts w:ascii="Arial" w:hAnsi="Arial" w:cs="Arial"/>
+                <w:rFonts w:ascii="Arial" w:hAnsi="Arial" w:cs="Arial" w:eastAsia="Arial"/>
                 <w:sz w:val="21"/>
                 <w:szCs w:val="21"/>
               </w:rPr>
             </w:pPr>
             <w:r>
               <w:rPr>
-                <w:rFonts w:ascii="Arial" w:hAnsi="Arial" w:cs="Arial"/>
+                <w:rFonts w:ascii="Arial" w:hAnsi="Arial" w:cs="Arial" w:eastAsia="Arial"/>
                 <w:sz w:val="21"/>
                 <w:szCs w:val="21"/>
               </w:rPr>
@@ -494,10 +494,10 @@
   <w:docDefaults>
     <w:rPrDefault>
       <w:rPr>
-        <w:rFonts w:asciiTheme="minorHAnsi" w:eastAsiaTheme="minorHAnsi" w:hAnsiTheme="minorHAnsi" w:cstheme="minorBidi"/>
+        <w:rFonts w:ascii="Arial" w:hAnsi="Arial" w:cs="Arial" w:eastAsia="Arial"/>
         <w:kern w:val="2"/>
-        <w:sz w:val="24"/>
-        <w:szCs w:val="24"/>
+        <w:sz w:val="21"/>
+        <w:szCs w:val="21"/>
         <w:lang w:val="en-IN" w:eastAsia="en-US" w:bidi="ar-SA"/>
         <w14:ligatures w14:val="standardContextual"/>
       </w:rPr>
@@ -894,9 +894,9 @@
       <w:spacing w:line="259" w:lineRule="auto"/>
     </w:pPr>
     <w:rPr>
-      <w:rFonts w:ascii="Calibri" w:eastAsia="Calibri" w:hAnsi="Calibri" w:cs="Calibri"/>
+      <w:rFonts w:ascii="Arial" w:hAnsi="Arial" w:cs="Arial" w:eastAsia="Arial"/>
       <w:color w:val="000000"/>
-      <w:sz w:val="22"/>
+      <w:sz w:val="21"/>
       <w:lang w:eastAsia="en-IN"/>
     </w:rPr>
   </w:style>
@@ -915,10 +915,10 @@
       <w:outlineLvl w:val="0"/>
     </w:pPr>
     <w:rPr>
-      <w:rFonts w:asciiTheme="majorHAnsi" w:eastAsiaTheme="majorEastAsia" w:hAnsiTheme="majorHAnsi" w:cstheme="majorBidi"/>
+      <w:rFonts w:ascii="Arial" w:hAnsi="Arial" w:cs="Arial" w:eastAsia="Arial"/>
       <w:color w:val="0F4761" w:themeColor="accent1" w:themeShade="BF"/>
-      <w:sz w:val="40"/>
-      <w:szCs w:val="40"/>
+      <w:sz w:val="21"/>
+      <w:szCs w:val="21"/>
       <w:lang w:eastAsia="en-US"/>
     </w:rPr>
   </w:style>
@@ -939,10 +939,10 @@
       <w:outlineLvl w:val="1"/>
     </w:pPr>
     <w:rPr>
-      <w:rFonts w:asciiTheme="majorHAnsi" w:eastAsiaTheme="majorEastAsia" w:hAnsiTheme="majorHAnsi" w:cstheme="majorBidi"/>
+      <w:rFonts w:ascii="Arial" w:hAnsi="Arial" w:cs="Arial" w:eastAsia="Arial"/>
       <w:color w:val="0F4761" w:themeColor="accent1" w:themeShade="BF"/>
-      <w:sz w:val="32"/>
-      <w:szCs w:val="32"/>
+      <w:sz w:val="21"/>
+      <w:szCs w:val="21"/>
       <w:lang w:eastAsia="en-US"/>
     </w:rPr>
   </w:style>
@@ -963,10 +963,10 @@
       <w:outlineLvl w:val="2"/>
     </w:pPr>
     <w:rPr>
-      <w:rFonts w:asciiTheme="minorHAnsi" w:eastAsiaTheme="majorEastAsia" w:hAnsiTheme="minorHAnsi" w:cstheme="majorBidi"/>
+      <w:rFonts w:ascii="Arial" w:hAnsi="Arial" w:cs="Arial" w:eastAsia="Arial"/>
       <w:color w:val="0F4761" w:themeColor="accent1" w:themeShade="BF"/>
-      <w:sz w:val="28"/>
-      <w:szCs w:val="28"/>
+      <w:sz w:val="21"/>
+      <w:szCs w:val="21"/>
       <w:lang w:eastAsia="en-US"/>
     </w:rPr>
   </w:style>
@@ -987,11 +987,11 @@
       <w:outlineLvl w:val="3"/>
     </w:pPr>
     <w:rPr>
-      <w:rFonts w:asciiTheme="minorHAnsi" w:eastAsiaTheme="majorEastAsia" w:hAnsiTheme="minorHAnsi" w:cstheme="majorBidi"/>
+      <w:rFonts w:ascii="Arial" w:hAnsi="Arial" w:cs="Arial" w:eastAsia="Arial"/>
       <w:i/>
       <w:iCs/>
       <w:color w:val="0F4761" w:themeColor="accent1" w:themeShade="BF"/>
-      <w:sz w:val="24"/>
+      <w:sz w:val="21"/>
       <w:lang w:eastAsia="en-US"/>
     </w:rPr>
   </w:style>
@@ -1012,9 +1012,9 @@
       <w:outlineLvl w:val="4"/>
     </w:pPr>
     <w:rPr>
-      <w:rFonts w:asciiTheme="minorHAnsi" w:eastAsiaTheme="majorEastAsia" w:hAnsiTheme="minorHAnsi" w:cstheme="majorBidi"/>
+      <w:rFonts w:ascii="Arial" w:hAnsi="Arial" w:cs="Arial" w:eastAsia="Arial"/>
       <w:color w:val="0F4761" w:themeColor="accent1" w:themeShade="BF"/>
-      <w:sz w:val="24"/>
+      <w:sz w:val="21"/>
       <w:lang w:eastAsia="en-US"/>
     </w:rPr>
   </w:style>
@@ -1035,11 +1035,11 @@
       <w:outlineLvl w:val="5"/>
     </w:pPr>
     <w:rPr>
-      <w:rFonts w:asciiTheme="minorHAnsi" w:eastAsiaTheme="majorEastAsia" w:hAnsiTheme="minorHAnsi" w:cstheme="majorBidi"/>
+      <w:rFonts w:ascii="Arial" w:hAnsi="Arial" w:cs="Arial" w:eastAsia="Arial"/>
       <w:i/>
       <w:iCs/>
       <w:color w:val="595959" w:themeColor="text1" w:themeTint="A6"/>
-      <w:sz w:val="24"/>
+      <w:sz w:val="21"/>
       <w:lang w:eastAsia="en-US"/>
     </w:rPr>
   </w:style>
@@ -1060,9 +1060,9 @@
       <w:outlineLvl w:val="6"/>
     </w:pPr>
     <w:rPr>
-      <w:rFonts w:asciiTheme="minorHAnsi" w:eastAsiaTheme="majorEastAsia" w:hAnsiTheme="minorHAnsi" w:cstheme="majorBidi"/>
+      <w:rFonts w:ascii="Arial" w:hAnsi="Arial" w:cs="Arial" w:eastAsia="Arial"/>
       <w:color w:val="595959" w:themeColor="text1" w:themeTint="A6"/>
-      <w:sz w:val="24"/>
+      <w:sz w:val="21"/>
       <w:lang w:eastAsia="en-US"/>
     </w:rPr>
   </w:style>
@@ -1083,11 +1083,11 @@
       <w:outlineLvl w:val="7"/>
     </w:pPr>
     <w:rPr>
-      <w:rFonts w:asciiTheme="minorHAnsi" w:eastAsiaTheme="majorEastAsia" w:hAnsiTheme="minorHAnsi" w:cstheme="majorBidi"/>
+      <w:rFonts w:ascii="Arial" w:hAnsi="Arial" w:cs="Arial" w:eastAsia="Arial"/>
       <w:i/>
       <w:iCs/>
       <w:color w:val="272727" w:themeColor="text1" w:themeTint="D8"/>
-      <w:sz w:val="24"/>
+      <w:sz w:val="21"/>
       <w:lang w:eastAsia="en-US"/>
     </w:rPr>
   </w:style>
@@ -1108,9 +1108,9 @@
       <w:outlineLvl w:val="8"/>
     </w:pPr>
     <w:rPr>
-      <w:rFonts w:asciiTheme="minorHAnsi" w:eastAsiaTheme="majorEastAsia" w:hAnsiTheme="minorHAnsi" w:cstheme="majorBidi"/>
+      <w:rFonts w:ascii="Arial" w:hAnsi="Arial" w:cs="Arial" w:eastAsia="Arial"/>
       <w:color w:val="272727" w:themeColor="text1" w:themeTint="D8"/>
-      <w:sz w:val="24"/>
+      <w:sz w:val="21"/>
       <w:lang w:eastAsia="en-US"/>
     </w:rPr>
   </w:style>
@@ -1147,10 +1147,10 @@
     <w:uiPriority w:val="9"/>
     <w:rsid w:val="00C44E90"/>
     <w:rPr>
-      <w:rFonts w:asciiTheme="majorHAnsi" w:eastAsiaTheme="majorEastAsia" w:hAnsiTheme="majorHAnsi" w:cstheme="majorBidi"/>
+      <w:rFonts w:ascii="Arial" w:hAnsi="Arial" w:cs="Arial" w:eastAsia="Arial"/>
       <w:color w:val="0F4761" w:themeColor="accent1" w:themeShade="BF"/>
-      <w:sz w:val="40"/>
-      <w:szCs w:val="40"/>
+      <w:sz w:val="21"/>
+      <w:szCs w:val="21"/>
     </w:rPr>
   </w:style>
   <w:style w:type="character" w:customStyle="1" w:styleId="Heading2Char">
@@ -1161,10 +1161,10 @@
     <w:semiHidden/>
     <w:rsid w:val="00C44E90"/>
     <w:rPr>
-      <w:rFonts w:asciiTheme="majorHAnsi" w:eastAsiaTheme="majorEastAsia" w:hAnsiTheme="majorHAnsi" w:cstheme="majorBidi"/>
+      <w:rFonts w:ascii="Arial" w:hAnsi="Arial" w:cs="Arial" w:eastAsia="Arial"/>
       <w:color w:val="0F4761" w:themeColor="accent1" w:themeShade="BF"/>
-      <w:sz w:val="32"/>
-      <w:szCs w:val="32"/>
+      <w:sz w:val="21"/>
+      <w:szCs w:val="21"/>
     </w:rPr>
   </w:style>
   <w:style w:type="character" w:customStyle="1" w:styleId="Heading3Char">
@@ -1175,10 +1175,10 @@
     <w:semiHidden/>
     <w:rsid w:val="00C44E90"/>
     <w:rPr>
-      <w:rFonts w:eastAsiaTheme="majorEastAsia" w:cstheme="majorBidi"/>
+      <w:rFonts w:ascii="Arial" w:hAnsi="Arial" w:cs="Arial" w:eastAsia="Arial"/>
       <w:color w:val="0F4761" w:themeColor="accent1" w:themeShade="BF"/>
-      <w:sz w:val="28"/>
-      <w:szCs w:val="28"/>
+      <w:sz w:val="21"/>
+      <w:szCs w:val="21"/>
     </w:rPr>
   </w:style>
   <w:style w:type="character" w:customStyle="1" w:styleId="Heading4Char">
@@ -1189,7 +1189,7 @@
     <w:semiHidden/>
     <w:rsid w:val="00C44E90"/>
     <w:rPr>
-      <w:rFonts w:eastAsiaTheme="majorEastAsia" w:cstheme="majorBidi"/>
+      <w:rFonts w:ascii="Arial" w:hAnsi="Arial" w:cs="Arial" w:eastAsia="Arial"/>
       <w:i/>
       <w:iCs/>
       <w:color w:val="0F4761" w:themeColor="accent1" w:themeShade="BF"/>
@@ -1203,7 +1203,7 @@
     <w:semiHidden/>
     <w:rsid w:val="00C44E90"/>
     <w:rPr>
-      <w:rFonts w:eastAsiaTheme="majorEastAsia" w:cstheme="majorBidi"/>
+      <w:rFonts w:ascii="Arial" w:hAnsi="Arial" w:cs="Arial" w:eastAsia="Arial"/>
       <w:color w:val="0F4761" w:themeColor="accent1" w:themeShade="BF"/>
     </w:rPr>
   </w:style>
@@ -1215,7 +1215,7 @@
     <w:semiHidden/>
     <w:rsid w:val="00C44E90"/>
     <w:rPr>
-      <w:rFonts w:eastAsiaTheme="majorEastAsia" w:cstheme="majorBidi"/>
+      <w:rFonts w:ascii="Arial" w:hAnsi="Arial" w:cs="Arial" w:eastAsia="Arial"/>
       <w:i/>
       <w:iCs/>
       <w:color w:val="595959" w:themeColor="text1" w:themeTint="A6"/>
@@ -1229,7 +1229,7 @@
     <w:semiHidden/>
     <w:rsid w:val="00C44E90"/>
     <w:rPr>
-      <w:rFonts w:eastAsiaTheme="majorEastAsia" w:cstheme="majorBidi"/>
+      <w:rFonts w:ascii="Arial" w:hAnsi="Arial" w:cs="Arial" w:eastAsia="Arial"/>
       <w:color w:val="595959" w:themeColor="text1" w:themeTint="A6"/>
     </w:rPr>
   </w:style>
@@ -1241,7 +1241,7 @@
     <w:semiHidden/>
     <w:rsid w:val="00C44E90"/>
     <w:rPr>
-      <w:rFonts w:eastAsiaTheme="majorEastAsia" w:cstheme="majorBidi"/>
+      <w:rFonts w:ascii="Arial" w:hAnsi="Arial" w:cs="Arial" w:eastAsia="Arial"/>
       <w:i/>
       <w:iCs/>
       <w:color w:val="272727" w:themeColor="text1" w:themeTint="D8"/>
@@ -1255,7 +1255,7 @@
     <w:semiHidden/>
     <w:rsid w:val="00C44E90"/>
     <w:rPr>
-      <w:rFonts w:eastAsiaTheme="majorEastAsia" w:cstheme="majorBidi"/>
+      <w:rFonts w:ascii="Arial" w:hAnsi="Arial" w:cs="Arial" w:eastAsia="Arial"/>
       <w:color w:val="272727" w:themeColor="text1" w:themeTint="D8"/>
     </w:rPr>
   </w:style>
@@ -1272,12 +1272,12 @@
       <w:contextualSpacing/>
     </w:pPr>
     <w:rPr>
-      <w:rFonts w:asciiTheme="majorHAnsi" w:eastAsiaTheme="majorEastAsia" w:hAnsiTheme="majorHAnsi" w:cstheme="majorBidi"/>
+      <w:rFonts w:ascii="Arial" w:hAnsi="Arial" w:cs="Arial" w:eastAsia="Arial"/>
       <w:color w:val="auto"/>
       <w:spacing w:val="-10"/>
       <w:kern w:val="28"/>
-      <w:sz w:val="56"/>
-      <w:szCs w:val="56"/>
+      <w:sz w:val="21"/>
+      <w:szCs w:val="21"/>
       <w:lang w:eastAsia="en-US"/>
     </w:rPr>
   </w:style>
@@ -1288,11 +1288,11 @@
     <w:uiPriority w:val="10"/>
     <w:rsid w:val="00C44E90"/>
     <w:rPr>
-      <w:rFonts w:asciiTheme="majorHAnsi" w:eastAsiaTheme="majorEastAsia" w:hAnsiTheme="majorHAnsi" w:cstheme="majorBidi"/>
+      <w:rFonts w:ascii="Arial" w:hAnsi="Arial" w:cs="Arial" w:eastAsia="Arial"/>
       <w:spacing w:val="-10"/>
       <w:kern w:val="28"/>
-      <w:sz w:val="56"/>
-      <w:szCs w:val="56"/>
+      <w:sz w:val="21"/>
+      <w:szCs w:val="21"/>
     </w:rPr>
   </w:style>
   <w:style w:type="paragraph" w:styleId="Subtitle">
@@ -1310,11 +1310,11 @@
       <w:spacing w:line="278" w:lineRule="auto"/>
     </w:pPr>
     <w:rPr>
-      <w:rFonts w:asciiTheme="minorHAnsi" w:eastAsiaTheme="majorEastAsia" w:hAnsiTheme="minorHAnsi" w:cstheme="majorBidi"/>
+      <w:rFonts w:ascii="Arial" w:hAnsi="Arial" w:cs="Arial" w:eastAsia="Arial"/>
       <w:color w:val="595959" w:themeColor="text1" w:themeTint="A6"/>
       <w:spacing w:val="15"/>
-      <w:sz w:val="28"/>
-      <w:szCs w:val="28"/>
+      <w:sz w:val="21"/>
+      <w:szCs w:val="21"/>
       <w:lang w:eastAsia="en-US"/>
     </w:rPr>
   </w:style>
@@ -1325,11 +1325,11 @@
     <w:uiPriority w:val="11"/>
     <w:rsid w:val="00C44E90"/>
     <w:rPr>
-      <w:rFonts w:eastAsiaTheme="majorEastAsia" w:cstheme="majorBidi"/>
+      <w:rFonts w:ascii="Arial" w:hAnsi="Arial" w:cs="Arial" w:eastAsia="Arial"/>
       <w:color w:val="595959" w:themeColor="text1" w:themeTint="A6"/>
       <w:spacing w:val="15"/>
-      <w:sz w:val="28"/>
-      <w:szCs w:val="28"/>
+      <w:sz w:val="21"/>
+      <w:szCs w:val="21"/>
     </w:rPr>
   </w:style>
   <w:style w:type="paragraph" w:styleId="Quote">
@@ -1345,11 +1345,11 @@
       <w:jc w:val="center"/>
     </w:pPr>
     <w:rPr>
-      <w:rFonts w:asciiTheme="minorHAnsi" w:eastAsiaTheme="minorHAnsi" w:hAnsiTheme="minorHAnsi" w:cstheme="minorBidi"/>
+      <w:rFonts w:ascii="Arial" w:hAnsi="Arial" w:cs="Arial" w:eastAsia="Arial"/>
       <w:i/>
       <w:iCs/>
       <w:color w:val="404040" w:themeColor="text1" w:themeTint="BF"/>
-      <w:sz w:val="24"/>
+      <w:sz w:val="21"/>
       <w:lang w:eastAsia="en-US"/>
     </w:rPr>
   </w:style>
@@ -1377,9 +1377,9 @@
       <w:contextualSpacing/>
     </w:pPr>
     <w:rPr>
-      <w:rFonts w:asciiTheme="minorHAnsi" w:eastAsiaTheme="minorHAnsi" w:hAnsiTheme="minorHAnsi" w:cstheme="minorBidi"/>
+      <w:rFonts w:ascii="Arial" w:hAnsi="Arial" w:cs="Arial" w:eastAsia="Arial"/>
       <w:color w:val="auto"/>
-      <w:sz w:val="24"/>
+      <w:sz w:val="21"/>
       <w:lang w:eastAsia="en-US"/>
     </w:rPr>
   </w:style>
@@ -1413,11 +1413,11 @@
       <w:jc w:val="center"/>
     </w:pPr>
     <w:rPr>
-      <w:rFonts w:asciiTheme="minorHAnsi" w:eastAsiaTheme="minorHAnsi" w:hAnsiTheme="minorHAnsi" w:cstheme="minorBidi"/>
+      <w:rFonts w:ascii="Arial" w:hAnsi="Arial" w:cs="Arial" w:eastAsia="Arial"/>
       <w:i/>
       <w:iCs/>
       <w:color w:val="0F4761" w:themeColor="accent1" w:themeShade="BF"/>
-      <w:sz w:val="24"/>
+      <w:sz w:val="21"/>
       <w:lang w:eastAsia="en-US"/>
     </w:rPr>
   </w:style>
@@ -1454,7 +1454,7 @@
       <w:spacing w:after="0" w:line="240" w:lineRule="auto"/>
     </w:pPr>
     <w:rPr>
-      <w:rFonts w:eastAsiaTheme="minorEastAsia"/>
+      <w:rFonts w:ascii="Arial" w:hAnsi="Arial" w:cs="Arial" w:eastAsia="Arial"/>
       <w:lang w:eastAsia="en-IN"/>
     </w:rPr>
     <w:tblPr>
